--- a/Q1_Lectures/Hofstad_FHCC_Sermon_7.docx
+++ b/Q1_Lectures/Hofstad_FHCC_Sermon_7.docx
@@ -1467,6 +1467,15 @@
         </w:rPr>
         <w:t>Document: Mary removed Jesus from the cross as a form of intervention</w:t>
       </w:r>
+    </w:p>
+    <w:p>
+      <w:pPr>
+        <w:rPr>
+          <w:rFonts w:ascii="Inter" w:hAnsi="Inter"/>
+          <w:b/>
+          <w:bCs/>
+        </w:rPr>
+      </w:pPr>
     </w:p>
     <w:p>
       <w:pPr>
@@ -1626,49 +1635,15 @@
           <w:i/>
           <w:iCs/>
         </w:rPr>
-        <w:t>Untitled post</w:t>
-      </w:r>
-      <w:r>
-        <w:rPr>
-          <w:rFonts w:ascii="Inter" w:hAnsi="Inter"/>
-        </w:rPr>
-        <w:t xml:space="preserve">. (n.d.). Facebook. Retrieved April 14, 2026, from </w:t>
+        <w:t>Were you there? Mary stood</w:t>
+      </w:r>
+      <w:r>
+        <w:rPr>
+          <w:rFonts w:ascii="Inter" w:hAnsi="Inter"/>
+        </w:rPr>
+        <w:t xml:space="preserve">. (2017, April). Franciscan Mission Service. Retrieved April 14, 2026, from </w:t>
       </w:r>
       <w:hyperlink r:id="rId11" w:tgtFrame="_blank" w:history="1">
-        <w:r>
-          <w:rPr>
-            <w:rStyle w:val="Hyperlink"/>
-            <w:rFonts w:ascii="Inter" w:hAnsi="Inter"/>
-          </w:rPr>
-          <w:t>https://www.facebook.com/groups/1651829551783512/posts/3997563140543463/</w:t>
-        </w:r>
-      </w:hyperlink>
-    </w:p>
-    <w:p>
-      <w:pPr>
-        <w:numPr>
-          <w:ilvl w:val="0"/>
-          <w:numId w:val="23"/>
-        </w:numPr>
-        <w:rPr>
-          <w:rFonts w:ascii="Inter" w:hAnsi="Inter"/>
-        </w:rPr>
-      </w:pPr>
-      <w:r>
-        <w:rPr>
-          <w:rFonts w:ascii="Inter" w:hAnsi="Inter"/>
-          <w:i/>
-          <w:iCs/>
-        </w:rPr>
-        <w:t>Were you there? Mary stood</w:t>
-      </w:r>
-      <w:r>
-        <w:rPr>
-          <w:rFonts w:ascii="Inter" w:hAnsi="Inter"/>
-        </w:rPr>
-        <w:t xml:space="preserve">. (2017, April). Franciscan Mission Service. Retrieved April 14, 2026, from </w:t>
-      </w:r>
-      <w:hyperlink r:id="rId12" w:tgtFrame="_blank" w:history="1">
         <w:r>
           <w:rPr>
             <w:rStyle w:val="Hyperlink"/>
@@ -1704,6 +1679,15 @@
     </w:p>
     <w:p>
       <w:pPr>
+        <w:rPr>
+          <w:rFonts w:ascii="Inter" w:hAnsi="Inter"/>
+          <w:b/>
+          <w:bCs/>
+        </w:rPr>
+      </w:pPr>
+    </w:p>
+    <w:p>
+      <w:pPr>
         <w:numPr>
           <w:ilvl w:val="0"/>
           <w:numId w:val="24"/>
@@ -1718,40 +1702,6 @@
           <w:i/>
           <w:iCs/>
         </w:rPr>
-        <w:t>At the top of many crucifixes are the letters INRI...</w:t>
-      </w:r>
-      <w:r>
-        <w:rPr>
-          <w:rFonts w:ascii="Inter" w:hAnsi="Inter"/>
-        </w:rPr>
-        <w:t xml:space="preserve"> (n.d.). Facebook / Father Cedric. Retrieved April 14, 2026, from </w:t>
-      </w:r>
-      <w:hyperlink r:id="rId13" w:tgtFrame="_blank" w:history="1">
-        <w:r>
-          <w:rPr>
-            <w:rStyle w:val="Hyperlink"/>
-            <w:rFonts w:ascii="Inter" w:hAnsi="Inter"/>
-          </w:rPr>
-          <w:t>https://www.facebook.com/FatherCedric/posts/at-the-top-of-many-crucifixes-are-the-letters-inri-they-are-the-abbreviation-for/1371995254284996/</w:t>
-        </w:r>
-      </w:hyperlink>
-    </w:p>
-    <w:p>
-      <w:pPr>
-        <w:numPr>
-          <w:ilvl w:val="0"/>
-          <w:numId w:val="24"/>
-        </w:numPr>
-        <w:rPr>
-          <w:rFonts w:ascii="Inter" w:hAnsi="Inter"/>
-        </w:rPr>
-      </w:pPr>
-      <w:r>
-        <w:rPr>
-          <w:rFonts w:ascii="Inter" w:hAnsi="Inter"/>
-          <w:i/>
-          <w:iCs/>
-        </w:rPr>
         <w:t>Jesus, King of the Jews</w:t>
       </w:r>
       <w:r>
@@ -1760,7 +1710,7 @@
         </w:rPr>
         <w:t xml:space="preserve">. (n.d.). Wikipedia. Retrieved April 14, 2026, from </w:t>
       </w:r>
-      <w:hyperlink r:id="rId14" w:tgtFrame="_blank" w:history="1">
+      <w:hyperlink r:id="rId12" w:tgtFrame="_blank" w:history="1">
         <w:r>
           <w:rPr>
             <w:rStyle w:val="Hyperlink"/>
@@ -1792,9 +1742,23 @@
         <w:rPr>
           <w:rFonts w:ascii="Inter" w:hAnsi="Inter"/>
         </w:rPr>
-        <w:t xml:space="preserve">. (n.d.). Holyart. Retrieved April 14, 2026, from </w:t>
-      </w:r>
-      <w:hyperlink r:id="rId15" w:tgtFrame="_blank" w:history="1">
+        <w:t xml:space="preserve">. (n.d.). </w:t>
+      </w:r>
+      <w:proofErr w:type="spellStart"/>
+      <w:r>
+        <w:rPr>
+          <w:rFonts w:ascii="Inter" w:hAnsi="Inter"/>
+        </w:rPr>
+        <w:t>Holyart</w:t>
+      </w:r>
+      <w:proofErr w:type="spellEnd"/>
+      <w:r>
+        <w:rPr>
+          <w:rFonts w:ascii="Inter" w:hAnsi="Inter"/>
+        </w:rPr>
+        <w:t xml:space="preserve">. Retrieved April 14, 2026, from </w:t>
+      </w:r>
+      <w:hyperlink r:id="rId13" w:tgtFrame="_blank" w:history="1">
         <w:r>
           <w:rPr>
             <w:rStyle w:val="Hyperlink"/>
@@ -1828,7 +1792,7 @@
         </w:rPr>
         <w:t xml:space="preserve"> (n.d.). 412teens. Retrieved April 14, 2026, from </w:t>
       </w:r>
-      <w:hyperlink r:id="rId16" w:tgtFrame="_blank" w:history="1">
+      <w:hyperlink r:id="rId14" w:tgtFrame="_blank" w:history="1">
         <w:r>
           <w:rPr>
             <w:rStyle w:val="Hyperlink"/>
@@ -1840,46 +1804,6 @@
     </w:p>
     <w:p>
       <w:pPr>
-        <w:numPr>
-          <w:ilvl w:val="0"/>
-          <w:numId w:val="24"/>
-        </w:numPr>
-        <w:rPr>
-          <w:rFonts w:ascii="Inter" w:hAnsi="Inter"/>
-        </w:rPr>
-      </w:pPr>
-      <w:r>
-        <w:rPr>
-          <w:rFonts w:ascii="Inter" w:hAnsi="Inter"/>
-          <w:i/>
-          <w:iCs/>
-        </w:rPr>
-        <w:t>Why was INRI written on the cross of Jesus Christ...</w:t>
-      </w:r>
-      <w:r>
-        <w:rPr>
-          <w:rFonts w:ascii="Inter" w:hAnsi="Inter"/>
-        </w:rPr>
-        <w:t xml:space="preserve"> [Video]. (n.d.). Facebook / Lister Lili Kazoka. Retrieved April 14, 2026, from </w:t>
-      </w:r>
-      <w:hyperlink r:id="rId17" w:tgtFrame="_blank" w:history="1">
-        <w:r>
-          <w:rPr>
-            <w:rStyle w:val="Hyperlink"/>
-            <w:rFonts w:ascii="Inter" w:hAnsi="Inter"/>
-          </w:rPr>
-          <w:t>https://www.facebook.com/lister.lili.kazoka/videos/why-was-inri-written-on-the-cross-of-jesus-christ-inri-jesuschristkingofthejewsc/1624439798</w:t>
-        </w:r>
-      </w:hyperlink>
-      <w:r>
-        <w:rPr>
-          <w:rFonts w:ascii="Inter" w:hAnsi="Inter"/>
-        </w:rPr>
-        <w:t>...</w:t>
-      </w:r>
-    </w:p>
-    <w:p>
-      <w:pPr>
         <w:rPr>
           <w:rFonts w:ascii="Inter" w:hAnsi="Inter"/>
         </w:rPr>
@@ -1901,6 +1825,15 @@
         </w:rPr>
         <w:t>Document: Israel ancient tunnel network rolling doors</w:t>
       </w:r>
+    </w:p>
+    <w:p>
+      <w:pPr>
+        <w:rPr>
+          <w:rFonts w:ascii="Inter" w:hAnsi="Inter"/>
+          <w:b/>
+          <w:bCs/>
+        </w:rPr>
+      </w:pPr>
     </w:p>
     <w:p>
       <w:pPr>
@@ -1926,7 +1859,7 @@
         </w:rPr>
         <w:t xml:space="preserve"> [Video]. (n.d.). YouTube. Retrieved April 14, 2026, from </w:t>
       </w:r>
-      <w:hyperlink r:id="rId18" w:tgtFrame="_blank" w:history="1">
+      <w:hyperlink r:id="rId15" w:tgtFrame="_blank" w:history="1">
         <w:r>
           <w:rPr>
             <w:rStyle w:val="Hyperlink"/>
@@ -1960,7 +1893,7 @@
         </w:rPr>
         <w:t xml:space="preserve">. (n.d.). The Archaeologist. Retrieved April 14, 2026, from </w:t>
       </w:r>
-      <w:hyperlink r:id="rId19" w:tgtFrame="_blank" w:history="1">
+      <w:hyperlink r:id="rId16" w:tgtFrame="_blank" w:history="1">
         <w:r>
           <w:rPr>
             <w:rStyle w:val="Hyperlink"/>
@@ -1994,7 +1927,7 @@
         </w:rPr>
         <w:t xml:space="preserve"> [Video]. (n.d.). YouTube. Retrieved April 14, 2026, from </w:t>
       </w:r>
-      <w:hyperlink r:id="rId20" w:tgtFrame="_blank" w:history="1">
+      <w:hyperlink r:id="rId17" w:tgtFrame="_blank" w:history="1">
         <w:r>
           <w:rPr>
             <w:rStyle w:val="Hyperlink"/>
@@ -2028,7 +1961,7 @@
         </w:rPr>
         <w:t xml:space="preserve"> (2024, January 18). Haaretz. Retrieved April 14, 2026, from </w:t>
       </w:r>
-      <w:hyperlink r:id="rId21" w:tgtFrame="_blank" w:history="1">
+      <w:hyperlink r:id="rId18" w:tgtFrame="_blank" w:history="1">
         <w:r>
           <w:rPr>
             <w:rStyle w:val="Hyperlink"/>
@@ -2055,27 +1988,6 @@
       <w:pPr>
         <w:rPr>
           <w:rFonts w:ascii="Inter" w:hAnsi="Inter"/>
-        </w:rPr>
-      </w:pPr>
-    </w:p>
-    <w:p>
-      <w:pPr>
-        <w:rPr>
-          <w:rFonts w:ascii="Inter" w:hAnsi="Inter"/>
-        </w:rPr>
-      </w:pPr>
-    </w:p>
-    <w:p>
-      <w:pPr>
-        <w:rPr>
-          <w:rFonts w:ascii="Inter" w:hAnsi="Inter"/>
-        </w:rPr>
-      </w:pPr>
-    </w:p>
-    <w:p>
-      <w:pPr>
-        <w:rPr>
-          <w:rFonts w:ascii="Inter" w:hAnsi="Inter"/>
           <w:b/>
           <w:bCs/>
         </w:rPr>
@@ -2086,9 +1998,17 @@
           <w:b/>
           <w:bCs/>
         </w:rPr>
-        <w:lastRenderedPageBreak/>
         <w:t>Document: How many associated with Jesus were medical healers?</w:t>
       </w:r>
+    </w:p>
+    <w:p>
+      <w:pPr>
+        <w:rPr>
+          <w:rFonts w:ascii="Inter" w:hAnsi="Inter"/>
+          <w:b/>
+          <w:bCs/>
+        </w:rPr>
+      </w:pPr>
     </w:p>
     <w:p>
       <w:pPr>
@@ -2114,7 +2034,7 @@
         </w:rPr>
         <w:t xml:space="preserve">. (n.d.). Ed Melick. Retrieved April 14, 2026, from </w:t>
       </w:r>
-      <w:hyperlink r:id="rId22" w:tgtFrame="_blank" w:history="1">
+      <w:hyperlink r:id="rId19" w:tgtFrame="_blank" w:history="1">
         <w:r>
           <w:rPr>
             <w:rStyle w:val="Hyperlink"/>
@@ -2148,7 +2068,7 @@
         </w:rPr>
         <w:t xml:space="preserve">. (2016, June). Dominican Friars Province of St. Joseph. Retrieved April 14, 2026, from </w:t>
       </w:r>
-      <w:hyperlink r:id="rId23" w:tgtFrame="_blank" w:history="1">
+      <w:hyperlink r:id="rId20" w:tgtFrame="_blank" w:history="1">
         <w:r>
           <w:rPr>
             <w:rStyle w:val="Hyperlink"/>
@@ -2180,9 +2100,16 @@
         <w:rPr>
           <w:rFonts w:ascii="Inter" w:hAnsi="Inter"/>
         </w:rPr>
-        <w:t xml:space="preserve"> (2021, March). Michael Adam Beck. Retrieved April 14, 2026, from </w:t>
-      </w:r>
-      <w:hyperlink r:id="rId24" w:tgtFrame="_blank" w:history="1">
+        <w:t xml:space="preserve"> (2021, March). Michael Adam Beck. Retrieved April 14, 2026, </w:t>
+      </w:r>
+      <w:r>
+        <w:rPr>
+          <w:rFonts w:ascii="Inter" w:hAnsi="Inter"/>
+        </w:rPr>
+        <w:lastRenderedPageBreak/>
+        <w:t xml:space="preserve">from </w:t>
+      </w:r>
+      <w:hyperlink r:id="rId21" w:tgtFrame="_blank" w:history="1">
         <w:r>
           <w:rPr>
             <w:rStyle w:val="Hyperlink"/>
@@ -2222,7 +2149,7 @@
         </w:rPr>
         <w:t xml:space="preserve">. (n.d.). Christian History Institute. Retrieved April 14, 2026, from </w:t>
       </w:r>
-      <w:hyperlink r:id="rId25" w:tgtFrame="_blank" w:history="1">
+      <w:hyperlink r:id="rId22" w:tgtFrame="_blank" w:history="1">
         <w:r>
           <w:rPr>
             <w:rStyle w:val="Hyperlink"/>
@@ -2258,6 +2185,15 @@
     </w:p>
     <w:p>
       <w:pPr>
+        <w:rPr>
+          <w:rFonts w:ascii="Inter" w:hAnsi="Inter"/>
+          <w:b/>
+          <w:bCs/>
+        </w:rPr>
+      </w:pPr>
+    </w:p>
+    <w:p>
+      <w:pPr>
         <w:numPr>
           <w:ilvl w:val="0"/>
           <w:numId w:val="27"/>
@@ -2280,7 +2216,7 @@
         </w:rPr>
         <w:t xml:space="preserve"> (n.d.). Facebook / EWTN. Retrieved April 14, 2026, from </w:t>
       </w:r>
-      <w:hyperlink r:id="rId26" w:tgtFrame="_blank" w:history="1">
+      <w:hyperlink r:id="rId23" w:tgtFrame="_blank" w:history="1">
         <w:r>
           <w:rPr>
             <w:rStyle w:val="Hyperlink"/>
@@ -2314,7 +2250,7 @@
         </w:rPr>
         <w:t xml:space="preserve">. (n.d.). BiblicalTraining.org. Retrieved April 14, 2026, from </w:t>
       </w:r>
-      <w:hyperlink r:id="rId27" w:tgtFrame="_blank" w:history="1">
+      <w:hyperlink r:id="rId24" w:tgtFrame="_blank" w:history="1">
         <w:r>
           <w:rPr>
             <w:rStyle w:val="Hyperlink"/>
@@ -2326,37 +2262,87 @@
     </w:p>
     <w:p>
       <w:pPr>
-        <w:numPr>
-          <w:ilvl w:val="0"/>
-          <w:numId w:val="27"/>
-        </w:numPr>
-        <w:rPr>
-          <w:rFonts w:ascii="Inter" w:hAnsi="Inter"/>
-        </w:rPr>
-      </w:pPr>
-      <w:r>
-        <w:rPr>
-          <w:rFonts w:ascii="Inter" w:hAnsi="Inter"/>
-          <w:i/>
-          <w:iCs/>
-        </w:rPr>
-        <w:t>Saint Luke was born a Greek and a Gentile...</w:t>
-      </w:r>
-      <w:r>
-        <w:rPr>
-          <w:rFonts w:ascii="Inter" w:hAnsi="Inter"/>
-        </w:rPr>
-        <w:t xml:space="preserve"> (n.d.). Facebook / New Kensington Catholic. Retrieved April 14, 2026, from </w:t>
-      </w:r>
-      <w:hyperlink r:id="rId28" w:tgtFrame="_blank" w:history="1">
-        <w:r>
-          <w:rPr>
-            <w:rStyle w:val="Hyperlink"/>
-            <w:rFonts w:ascii="Inter" w:hAnsi="Inter"/>
-          </w:rPr>
-          <w:t>https://www.facebook.com/NewKensingtonCatholic/posts/saint-luke-was-born-a-greek-and-a-gentile-in-antioch-syria-he-was-a-physician-an/2688297104721232/</w:t>
-        </w:r>
-      </w:hyperlink>
+        <w:rPr>
+          <w:rFonts w:ascii="Inter" w:hAnsi="Inter"/>
+        </w:rPr>
+      </w:pPr>
+    </w:p>
+    <w:p>
+      <w:pPr>
+        <w:rPr>
+          <w:rFonts w:ascii="Inter" w:hAnsi="Inter"/>
+        </w:rPr>
+      </w:pPr>
+    </w:p>
+    <w:p>
+      <w:pPr>
+        <w:rPr>
+          <w:rFonts w:ascii="Inter" w:hAnsi="Inter"/>
+        </w:rPr>
+      </w:pPr>
+    </w:p>
+    <w:p>
+      <w:pPr>
+        <w:rPr>
+          <w:rFonts w:ascii="Inter" w:hAnsi="Inter"/>
+        </w:rPr>
+      </w:pPr>
+    </w:p>
+    <w:p>
+      <w:pPr>
+        <w:rPr>
+          <w:rFonts w:ascii="Inter" w:hAnsi="Inter"/>
+        </w:rPr>
+      </w:pPr>
+    </w:p>
+    <w:p>
+      <w:pPr>
+        <w:rPr>
+          <w:rFonts w:ascii="Inter" w:hAnsi="Inter"/>
+        </w:rPr>
+      </w:pPr>
+    </w:p>
+    <w:p>
+      <w:pPr>
+        <w:rPr>
+          <w:rFonts w:ascii="Inter" w:hAnsi="Inter"/>
+        </w:rPr>
+      </w:pPr>
+    </w:p>
+    <w:p>
+      <w:pPr>
+        <w:rPr>
+          <w:rFonts w:ascii="Inter" w:hAnsi="Inter"/>
+        </w:rPr>
+      </w:pPr>
+    </w:p>
+    <w:p>
+      <w:pPr>
+        <w:rPr>
+          <w:rFonts w:ascii="Inter" w:hAnsi="Inter"/>
+        </w:rPr>
+      </w:pPr>
+    </w:p>
+    <w:p>
+      <w:pPr>
+        <w:rPr>
+          <w:rFonts w:ascii="Inter" w:hAnsi="Inter"/>
+        </w:rPr>
+      </w:pPr>
+    </w:p>
+    <w:p>
+      <w:pPr>
+        <w:rPr>
+          <w:rFonts w:ascii="Inter" w:hAnsi="Inter"/>
+        </w:rPr>
+      </w:pPr>
+    </w:p>
+    <w:p>
+      <w:pPr>
+        <w:rPr>
+          <w:rFonts w:ascii="Inter" w:hAnsi="Inter"/>
+        </w:rPr>
+      </w:pPr>
     </w:p>
     <w:p>
       <w:pPr>
@@ -2503,7 +2489,7 @@
                     </pic:cNvPicPr>
                   </pic:nvPicPr>
                   <pic:blipFill>
-                    <a:blip r:embed="rId29">
+                    <a:blip r:embed="rId25">
                       <a:extLst>
                         <a:ext uri="{28A0092B-C50C-407E-A947-70E740481C1C}">
                           <a14:useLocalDpi xmlns:a14="http://schemas.microsoft.com/office/drawing/2010/main" val="0"/>
@@ -2598,7 +2584,25 @@
           <w:b/>
           <w:bCs/>
         </w:rPr>
-        <w:t>Virus Treatment Centers [VirusTC]</w:t>
+        <w:t>Virus Treatment Centers [</w:t>
+      </w:r>
+      <w:proofErr w:type="spellStart"/>
+      <w:r>
+        <w:rPr>
+          <w:rFonts w:ascii="Inter" w:hAnsi="Inter"/>
+          <w:b/>
+          <w:bCs/>
+        </w:rPr>
+        <w:t>VirusTC</w:t>
+      </w:r>
+      <w:proofErr w:type="spellEnd"/>
+      <w:r>
+        <w:rPr>
+          <w:rFonts w:ascii="Inter" w:hAnsi="Inter"/>
+          <w:b/>
+          <w:bCs/>
+        </w:rPr>
+        <w:t>]</w:t>
       </w:r>
     </w:p>
     <w:p>
@@ -2622,7 +2626,7 @@
           <w:rFonts w:ascii="Inter" w:hAnsi="Inter"/>
         </w:rPr>
       </w:pPr>
-      <w:hyperlink r:id="rId30" w:history="1">
+      <w:hyperlink r:id="rId26" w:history="1">
         <w:r>
           <w:rPr>
             <w:rStyle w:val="Hyperlink"/>
@@ -2633,10 +2637,10 @@
       </w:hyperlink>
     </w:p>
     <w:sectPr>
-      <w:footerReference w:type="even" r:id="rId31"/>
-      <w:footerReference w:type="default" r:id="rId32"/>
-      <w:headerReference w:type="first" r:id="rId33"/>
-      <w:footerReference w:type="first" r:id="rId34"/>
+      <w:footerReference w:type="even" r:id="rId27"/>
+      <w:footerReference w:type="default" r:id="rId28"/>
+      <w:headerReference w:type="first" r:id="rId29"/>
+      <w:footerReference w:type="first" r:id="rId30"/>
       <w:pgSz w:w="12240" w:h="15840"/>
       <w:pgMar w:top="1440" w:right="1440" w:bottom="1440" w:left="1440" w:header="720" w:footer="720" w:gutter="0"/>
       <w:cols w:space="720"/>
@@ -7616,6 +7620,7 @@
   <w:style w:type="character" w:default="1" w:styleId="DefaultParagraphFont">
     <w:name w:val="Default Paragraph Font"/>
     <w:uiPriority w:val="1"/>
+    <w:semiHidden/>
     <w:unhideWhenUsed/>
   </w:style>
   <w:style w:type="table" w:default="1" w:styleId="TableNormal">
